--- a/Doc/05-铁大自有-通信板协议(防雷分线柜)-20260601-1.docx
+++ b/Doc/05-铁大自有-通信板协议(防雷分线柜)-20260601-1.docx
@@ -277,12 +277,6 @@
             <w:insideH w:val="single" w:color="auto" w:sz="4" w:space="0"/>
             <w:insideV w:val="single" w:color="auto" w:sz="4" w:space="0"/>
           </w:tblBorders>
-          <w:tblCellMar>
-            <w:top w:w="0" w:type="dxa"/>
-            <w:left w:w="108" w:type="dxa"/>
-            <w:bottom w:w="0" w:type="dxa"/>
-            <w:right w:w="108" w:type="dxa"/>
-          </w:tblCellMar>
         </w:tblPrEx>
         <w:tc>
           <w:tcPr>
@@ -2193,15 +2187,34 @@
           <w:sz w:val="24"/>
           <w:szCs w:val="24"/>
         </w:rPr>
-        <w:t>3.1标准</w:t>
+        <w:t>3.1</w:t>
+      </w:r>
+      <w:r>
+        <w:rPr>
+          <w:rFonts w:hint="eastAsia" w:asciiTheme="minorEastAsia" w:hAnsiTheme="minorEastAsia"/>
+          <w:color w:val="0000FF"/>
+          <w:sz w:val="24"/>
+          <w:szCs w:val="24"/>
+        </w:rPr>
+        <w:t>标准</w:t>
       </w:r>
       <w:r>
         <w:rPr>
           <w:rFonts w:asciiTheme="minorEastAsia" w:hAnsiTheme="minorEastAsia"/>
+          <w:color w:val="0000FF"/>
           <w:sz w:val="24"/>
           <w:szCs w:val="24"/>
         </w:rPr>
         <w:t>Modbus</w:t>
+      </w:r>
+      <w:r>
+        <w:rPr>
+          <w:rFonts w:hint="eastAsia" w:asciiTheme="minorEastAsia" w:hAnsiTheme="minorEastAsia"/>
+          <w:color w:val="0000FF"/>
+          <w:sz w:val="24"/>
+          <w:szCs w:val="24"/>
+        </w:rPr>
+        <w:t>串口轮轮询类型</w:t>
       </w:r>
       <w:r>
         <w:rPr>
@@ -2209,8 +2222,10 @@
           <w:sz w:val="24"/>
           <w:szCs w:val="24"/>
         </w:rPr>
-        <w:t>串口轮轮询类型：</w:t>
-      </w:r>
+        <w:t>：</w:t>
+      </w:r>
+      <w:bookmarkStart w:id="15" w:name="_GoBack"/>
+      <w:bookmarkEnd w:id="15"/>
     </w:p>
     <w:p>
       <w:pPr>
@@ -2328,7 +2343,16 @@
           <w:sz w:val="24"/>
           <w:szCs w:val="24"/>
         </w:rPr>
-        <w:t>3.3智能防雷分线柜交流、4线直流和6线直流道岔协议</w:t>
+        <w:t>3.3</w:t>
+      </w:r>
+      <w:r>
+        <w:rPr>
+          <w:rFonts w:hint="eastAsia" w:asciiTheme="minorEastAsia" w:hAnsiTheme="minorEastAsia"/>
+          <w:color w:val="0000FF"/>
+          <w:sz w:val="24"/>
+          <w:szCs w:val="24"/>
+        </w:rPr>
+        <w:t>智能防雷分线柜交流、4线直流和6线直流道岔协议</w:t>
       </w:r>
     </w:p>
     <w:p>
@@ -8693,6 +8717,12 @@
             <w:insideH w:val="single" w:color="auto" w:sz="4" w:space="0"/>
             <w:insideV w:val="single" w:color="auto" w:sz="4" w:space="0"/>
           </w:tblBorders>
+          <w:tblCellMar>
+            <w:top w:w="0" w:type="dxa"/>
+            <w:left w:w="108" w:type="dxa"/>
+            <w:bottom w:w="0" w:type="dxa"/>
+            <w:right w:w="108" w:type="dxa"/>
+          </w:tblCellMar>
         </w:tblPrEx>
         <w:tc>
           <w:tcPr>
@@ -12257,7 +12287,6 @@
         </w:rPr>
         <w:t xml:space="preserve">端口（1B）+主协议（1B）+子协议（1B）+ </w:t>
       </w:r>
-      <w:bookmarkStart w:id="15" w:name="_GoBack"/>
       <w:r>
         <w:rPr>
           <w:rFonts w:hint="eastAsia" w:asciiTheme="minorEastAsia" w:hAnsiTheme="minorEastAsia"/>
@@ -12265,7 +12294,6 @@
         </w:rPr>
         <w:t xml:space="preserve">0X0A </w:t>
       </w:r>
-      <w:bookmarkEnd w:id="15"/>
       <w:r>
         <w:rPr>
           <w:rFonts w:hint="eastAsia" w:asciiTheme="minorEastAsia" w:hAnsiTheme="minorEastAsia"/>
@@ -12341,6 +12369,12 @@
             <w:insideH w:val="single" w:color="auto" w:sz="4" w:space="0"/>
             <w:insideV w:val="single" w:color="auto" w:sz="4" w:space="0"/>
           </w:tblBorders>
+          <w:tblCellMar>
+            <w:top w:w="0" w:type="dxa"/>
+            <w:left w:w="108" w:type="dxa"/>
+            <w:bottom w:w="0" w:type="dxa"/>
+            <w:right w:w="108" w:type="dxa"/>
+          </w:tblCellMar>
         </w:tblPrEx>
         <w:trPr>
           <w:jc w:val="center"/>

--- a/Doc/05-铁大自有-通信板协议(防雷分线柜)-20260601-1.docx
+++ b/Doc/05-铁大自有-通信板协议(防雷分线柜)-20260601-1.docx
@@ -277,6 +277,12 @@
             <w:insideH w:val="single" w:color="auto" w:sz="4" w:space="0"/>
             <w:insideV w:val="single" w:color="auto" w:sz="4" w:space="0"/>
           </w:tblBorders>
+          <w:tblCellMar>
+            <w:top w:w="0" w:type="dxa"/>
+            <w:left w:w="108" w:type="dxa"/>
+            <w:bottom w:w="0" w:type="dxa"/>
+            <w:right w:w="108" w:type="dxa"/>
+          </w:tblCellMar>
         </w:tblPrEx>
         <w:tc>
           <w:tcPr>
@@ -2224,8 +2230,6 @@
         </w:rPr>
         <w:t>：</w:t>
       </w:r>
-      <w:bookmarkStart w:id="15" w:name="_GoBack"/>
-      <w:bookmarkEnd w:id="15"/>
     </w:p>
     <w:p>
       <w:pPr>
@@ -2374,6 +2378,7 @@
       <w:r>
         <w:rPr>
           <w:rFonts w:hint="eastAsia"/>
+          <w:highlight w:val="yellow"/>
         </w:rPr>
         <w:t>端口+主协议+子协议+</w:t>
       </w:r>
@@ -2381,14 +2386,22 @@
         <w:rPr>
           <w:rFonts w:hint="eastAsia"/>
           <w:color w:val="FF0000"/>
+          <w:highlight w:val="yellow"/>
         </w:rPr>
         <w:t>0X01</w:t>
+      </w:r>
+      <w:r>
+        <w:rPr>
+          <w:rFonts w:hint="eastAsia"/>
+          <w:highlight w:val="yellow"/>
+        </w:rPr>
+        <w:t>+分机号</w:t>
       </w:r>
       <w:r>
         <w:rPr>
           <w:rFonts w:hint="eastAsia"/>
         </w:rPr>
-        <w:t>+分机号+2字节数据长度+4字节模块状态+实时数据</w:t>
+        <w:t>+2字节数据长度+4字节模块状态+实时数据</w:t>
       </w:r>
     </w:p>
     <w:p>
@@ -2401,6 +2414,8 @@
         </w:rPr>
         <w:t>道岔曲线数据帧：</w:t>
       </w:r>
+      <w:bookmarkStart w:id="15" w:name="_GoBack"/>
+      <w:bookmarkEnd w:id="15"/>
     </w:p>
     <w:p>
       <w:pPr>
@@ -13279,8 +13294,8 @@
           <w:szCs w:val="28"/>
         </w:rPr>
       </w:pPr>
-      <w:bookmarkStart w:id="9" w:name="OLE_LINK6"/>
-      <w:bookmarkStart w:id="10" w:name="OLE_LINK5"/>
+      <w:bookmarkStart w:id="9" w:name="OLE_LINK5"/>
+      <w:bookmarkStart w:id="10" w:name="OLE_LINK6"/>
       <w:r>
         <w:rPr>
           <w:rFonts w:hint="eastAsia" w:asciiTheme="minorEastAsia" w:hAnsiTheme="minorEastAsia"/>
@@ -14416,8 +14431,8 @@
               </w:rPr>
               <w:t>交流道岔</w:t>
             </w:r>
-            <w:bookmarkStart w:id="11" w:name="OLE_LINK1"/>
-            <w:bookmarkStart w:id="12" w:name="OLE_LINK2"/>
+            <w:bookmarkStart w:id="11" w:name="OLE_LINK2"/>
+            <w:bookmarkStart w:id="12" w:name="OLE_LINK1"/>
             <w:r>
               <w:rPr>
                 <w:rFonts w:hint="eastAsia" w:asciiTheme="minorEastAsia" w:hAnsiTheme="minorEastAsia"/>
